--- a/_build/docx/01_Кадровые_документы/2_Приказ_о_переводе.docx
+++ b/_build/docx/01_Кадровые_документы/2_Приказ_о_переводе.docx
@@ -265,7 +265,7 @@
         <w:rPr>
           <w:rFonts w:ascii="Times New Roman" w:hAnsi="Times New Roman"/>
         </w:rPr>
-        <w:t>заявление (письменное согласие) Иванюк В.С. на перевод; приказ по итогам</w:t>
+        <w:t>заявление (письменное согласие) Иванюк В.С. на перевод; при недостаточности стажа</w:t>
       </w:r>
     </w:p>
     <w:p>
@@ -273,7 +273,7 @@
         <w:rPr>
           <w:rFonts w:ascii="Times New Roman" w:hAnsi="Times New Roman"/>
         </w:rPr>
-        <w:t>аттестации от «___» __________ 2026 г. № ______; наименование должности приведено</w:t>
+        <w:t>конструкторской работы — назначение в порядке исключения на основании пункта 12</w:t>
       </w:r>
     </w:p>
     <w:p>
@@ -281,7 +281,7 @@
         <w:rPr>
           <w:rFonts w:ascii="Times New Roman" w:hAnsi="Times New Roman"/>
         </w:rPr>
-        <w:t>в соответствие с выпуском 39 Единого квалификационного справочника должностей</w:t>
+        <w:t>Общих положений Единого квалификационного справочника должностей служащих</w:t>
       </w:r>
     </w:p>
     <w:p>
@@ -289,7 +289,7 @@
         <w:rPr>
           <w:rFonts w:ascii="Times New Roman" w:hAnsi="Times New Roman"/>
         </w:rPr>
-        <w:t>служащих (утв. постановлением Министерства труда и социальной защиты Республики</w:t>
+        <w:t>(утв. постановлением Министерства труда и социальной защиты Республики Беларусь</w:t>
       </w:r>
     </w:p>
     <w:p>
@@ -297,7 +297,23 @@
         <w:rPr>
           <w:rFonts w:ascii="Times New Roman" w:hAnsi="Times New Roman"/>
         </w:rPr>
-        <w:t>Беларусь от 23.02.2024 № 9).</w:t>
+        <w:t>от 02.01.2012 № 1); наименование должности приведено в соответствие с выпуском 39</w:t>
+      </w:r>
+    </w:p>
+    <w:p>
+      <w:r>
+        <w:rPr>
+          <w:rFonts w:ascii="Times New Roman" w:hAnsi="Times New Roman"/>
+        </w:rPr>
+        <w:t>Единого квалификационного справочника должностей служащих (утв. постановлением</w:t>
+      </w:r>
+    </w:p>
+    <w:p>
+      <w:r>
+        <w:rPr>
+          <w:rFonts w:ascii="Times New Roman" w:hAnsi="Times New Roman"/>
+        </w:rPr>
+        <w:t>Министерства труда и социальной защиты Республики Беларусь от 23.02.2024 № 9).</w:t>
       </w:r>
     </w:p>
     <w:p>
